--- a/04_支援会社提出パッケージ/00_review_request/review_request_memo.docx
+++ b/04_支援会社提出パッケージ/00_review_request/review_request_memo.docx
@@ -9,7 +9,7 @@
       </w:pPr>
       <w:r>
         <w:rPr>
-          <w:rFonts w:ascii="Hiragino Sans" w:hAnsi="Hiragino Sans" w:eastAsia="Hiragino Sans" w:cs="Hiragino Sans"/>
+          <w:rFonts w:ascii="Arial Unicode MS" w:hAnsi="Arial Unicode MS" w:eastAsia="Arial Unicode MS" w:cs="Arial Unicode MS"/>
           <w:b/>
           <w:color w:val="1F3A5F"/>
           <w:sz w:val="36"/>
@@ -23,12 +23,12 @@
       </w:pPr>
       <w:r>
         <w:rPr>
-          <w:rFonts w:ascii="Hiragino Sans" w:hAnsi="Hiragino Sans" w:eastAsia="Hiragino Sans" w:cs="Hiragino Sans"/>
+          <w:rFonts w:ascii="Arial Unicode MS" w:hAnsi="Arial Unicode MS" w:eastAsia="Arial Unicode MS" w:cs="Arial Unicode MS"/>
           <w:b w:val="0"/>
           <w:color w:val="5B677A"/>
           <w:sz w:val="18"/>
         </w:rPr>
-        <w:t>株式会社MoMo / 上場準備レビュー資料 / 作成日：2026年7月18日</w:t>
+        <w:t>株式会社MoMo / 上場準備レビュー資料 / 作成日：2026年8月5日</w:t>
       </w:r>
     </w:p>
     <w:p>
@@ -37,7 +37,7 @@
       </w:pPr>
       <w:r>
         <w:rPr>
-          <w:rFonts w:ascii="Hiragino Sans" w:hAnsi="Hiragino Sans" w:eastAsia="Hiragino Sans" w:cs="Hiragino Sans"/>
+          <w:rFonts w:ascii="Arial Unicode MS" w:hAnsi="Arial Unicode MS" w:eastAsia="Arial Unicode MS" w:cs="Arial Unicode MS"/>
           <w:b/>
           <w:color w:val="2E74B5"/>
           <w:sz w:val="26"/>
@@ -48,12 +48,12 @@
     <w:p>
       <w:r>
         <w:rPr>
-          <w:rFonts w:ascii="Hiragino Sans" w:hAnsi="Hiragino Sans" w:eastAsia="Hiragino Sans" w:cs="Hiragino Sans"/>
+          <w:rFonts w:ascii="Arial Unicode MS" w:hAnsi="Arial Unicode MS" w:eastAsia="Arial Unicode MS" w:cs="Arial Unicode MS"/>
           <w:b w:val="0"/>
           <w:color w:val="000000"/>
           <w:sz w:val="22"/>
         </w:rPr>
-        <w:t>株式会社MoMoの上場準備に向け、現時点で作成した社内規程、運用台帳、各種Word雛形について、上場支援会社の観点から不足事項、修正事項、優先順位をご確認いただきたい。</w:t>
+        <w:t>株式会社MoMoの上場準備に向け、現時点で作成した社内規程、運用台帳、各種Word雛形及び未確定事項一覧について、上場支援会社の観点から不足事項、修正事項、優先順位をご確認いただきたい。</w:t>
       </w:r>
     </w:p>
     <w:p>
@@ -62,7 +62,7 @@
       </w:pPr>
       <w:r>
         <w:rPr>
-          <w:rFonts w:ascii="Hiragino Sans" w:hAnsi="Hiragino Sans" w:eastAsia="Hiragino Sans" w:cs="Hiragino Sans"/>
+          <w:rFonts w:ascii="Arial Unicode MS" w:hAnsi="Arial Unicode MS" w:eastAsia="Arial Unicode MS" w:cs="Arial Unicode MS"/>
           <w:b/>
           <w:color w:val="2E74B5"/>
           <w:sz w:val="26"/>
@@ -94,7 +94,7 @@
             </w:pPr>
             <w:r>
               <w:rPr>
-                <w:rFonts w:ascii="Hiragino Sans" w:hAnsi="Hiragino Sans" w:eastAsia="Hiragino Sans" w:cs="Hiragino Sans"/>
+                <w:rFonts w:ascii="Arial Unicode MS" w:hAnsi="Arial Unicode MS" w:eastAsia="Arial Unicode MS" w:cs="Arial Unicode MS"/>
                 <w:b/>
                 <w:color w:val="000000"/>
                 <w:sz w:val="19"/>
@@ -115,7 +115,7 @@
             </w:pPr>
             <w:r>
               <w:rPr>
-                <w:rFonts w:ascii="Hiragino Sans" w:hAnsi="Hiragino Sans" w:eastAsia="Hiragino Sans" w:cs="Hiragino Sans"/>
+                <w:rFonts w:ascii="Arial Unicode MS" w:hAnsi="Arial Unicode MS" w:eastAsia="Arial Unicode MS" w:cs="Arial Unicode MS"/>
                 <w:b/>
                 <w:color w:val="000000"/>
                 <w:sz w:val="19"/>
@@ -137,7 +137,7 @@
             </w:pPr>
             <w:r>
               <w:rPr>
-                <w:rFonts w:ascii="Hiragino Sans" w:hAnsi="Hiragino Sans" w:eastAsia="Hiragino Sans" w:cs="Hiragino Sans"/>
+                <w:rFonts w:ascii="Arial Unicode MS" w:hAnsi="Arial Unicode MS" w:eastAsia="Arial Unicode MS" w:cs="Arial Unicode MS"/>
                 <w:b w:val="0"/>
                 <w:color w:val="000000"/>
                 <w:sz w:val="19"/>
@@ -157,7 +157,7 @@
             </w:pPr>
             <w:r>
               <w:rPr>
-                <w:rFonts w:ascii="Hiragino Sans" w:hAnsi="Hiragino Sans" w:eastAsia="Hiragino Sans" w:cs="Hiragino Sans"/>
+                <w:rFonts w:ascii="Arial Unicode MS" w:hAnsi="Arial Unicode MS" w:eastAsia="Arial Unicode MS" w:cs="Arial Unicode MS"/>
                 <w:b w:val="0"/>
                 <w:color w:val="000000"/>
                 <w:sz w:val="19"/>
@@ -179,7 +179,7 @@
             </w:pPr>
             <w:r>
               <w:rPr>
-                <w:rFonts w:ascii="Hiragino Sans" w:hAnsi="Hiragino Sans" w:eastAsia="Hiragino Sans" w:cs="Hiragino Sans"/>
+                <w:rFonts w:ascii="Arial Unicode MS" w:hAnsi="Arial Unicode MS" w:eastAsia="Arial Unicode MS" w:cs="Arial Unicode MS"/>
                 <w:b w:val="0"/>
                 <w:color w:val="000000"/>
                 <w:sz w:val="19"/>
@@ -199,7 +199,7 @@
             </w:pPr>
             <w:r>
               <w:rPr>
-                <w:rFonts w:ascii="Hiragino Sans" w:hAnsi="Hiragino Sans" w:eastAsia="Hiragino Sans" w:cs="Hiragino Sans"/>
+                <w:rFonts w:ascii="Arial Unicode MS" w:hAnsi="Arial Unicode MS" w:eastAsia="Arial Unicode MS" w:cs="Arial Unicode MS"/>
                 <w:b w:val="0"/>
                 <w:color w:val="000000"/>
                 <w:sz w:val="19"/>
@@ -221,7 +221,7 @@
             </w:pPr>
             <w:r>
               <w:rPr>
-                <w:rFonts w:ascii="Hiragino Sans" w:hAnsi="Hiragino Sans" w:eastAsia="Hiragino Sans" w:cs="Hiragino Sans"/>
+                <w:rFonts w:ascii="Arial Unicode MS" w:hAnsi="Arial Unicode MS" w:eastAsia="Arial Unicode MS" w:cs="Arial Unicode MS"/>
                 <w:b w:val="0"/>
                 <w:color w:val="000000"/>
                 <w:sz w:val="19"/>
@@ -241,7 +241,7 @@
             </w:pPr>
             <w:r>
               <w:rPr>
-                <w:rFonts w:ascii="Hiragino Sans" w:hAnsi="Hiragino Sans" w:eastAsia="Hiragino Sans" w:cs="Hiragino Sans"/>
+                <w:rFonts w:ascii="Arial Unicode MS" w:hAnsi="Arial Unicode MS" w:eastAsia="Arial Unicode MS" w:cs="Arial Unicode MS"/>
                 <w:b w:val="0"/>
                 <w:color w:val="000000"/>
                 <w:sz w:val="19"/>
@@ -263,7 +263,7 @@
             </w:pPr>
             <w:r>
               <w:rPr>
-                <w:rFonts w:ascii="Hiragino Sans" w:hAnsi="Hiragino Sans" w:eastAsia="Hiragino Sans" w:cs="Hiragino Sans"/>
+                <w:rFonts w:ascii="Arial Unicode MS" w:hAnsi="Arial Unicode MS" w:eastAsia="Arial Unicode MS" w:cs="Arial Unicode MS"/>
                 <w:b w:val="0"/>
                 <w:color w:val="000000"/>
                 <w:sz w:val="19"/>
@@ -283,12 +283,12 @@
             </w:pPr>
             <w:r>
               <w:rPr>
-                <w:rFonts w:ascii="Hiragino Sans" w:hAnsi="Hiragino Sans" w:eastAsia="Hiragino Sans" w:cs="Hiragino Sans"/>
+                <w:rFonts w:ascii="Arial Unicode MS" w:hAnsi="Arial Unicode MS" w:eastAsia="Arial Unicode MS" w:cs="Arial Unicode MS"/>
                 <w:b w:val="0"/>
                 <w:color w:val="000000"/>
                 <w:sz w:val="19"/>
               </w:rPr>
-              <w:t>3年後。ただし、現在N-1期との関係は要整理</w:t>
+              <w:t>現在N-1期。N-1期中に取締役会設置会社・監査役設置会社へ移行する方針</w:t>
             </w:r>
           </w:p>
         </w:tc>
@@ -305,7 +305,7 @@
             </w:pPr>
             <w:r>
               <w:rPr>
-                <w:rFonts w:ascii="Hiragino Sans" w:hAnsi="Hiragino Sans" w:eastAsia="Hiragino Sans" w:cs="Hiragino Sans"/>
+                <w:rFonts w:ascii="Arial Unicode MS" w:hAnsi="Arial Unicode MS" w:eastAsia="Arial Unicode MS" w:cs="Arial Unicode MS"/>
                 <w:b w:val="0"/>
                 <w:color w:val="000000"/>
                 <w:sz w:val="19"/>
@@ -325,12 +325,12 @@
             </w:pPr>
             <w:r>
               <w:rPr>
-                <w:rFonts w:ascii="Hiragino Sans" w:hAnsi="Hiragino Sans" w:eastAsia="Hiragino Sans" w:cs="Hiragino Sans"/>
+                <w:rFonts w:ascii="Arial Unicode MS" w:hAnsi="Arial Unicode MS" w:eastAsia="Arial Unicode MS" w:cs="Arial Unicode MS"/>
                 <w:b w:val="0"/>
                 <w:color w:val="000000"/>
                 <w:sz w:val="19"/>
               </w:rPr>
-              <w:t>取締役2名、監査役なし</w:t>
+              <w:t>取締役2名、監査役なし。追加取締役1名及び外部非常勤監査役は候補者未定</w:t>
             </w:r>
           </w:p>
         </w:tc>
@@ -347,7 +347,7 @@
             </w:pPr>
             <w:r>
               <w:rPr>
-                <w:rFonts w:ascii="Hiragino Sans" w:hAnsi="Hiragino Sans" w:eastAsia="Hiragino Sans" w:cs="Hiragino Sans"/>
+                <w:rFonts w:ascii="Arial Unicode MS" w:hAnsi="Arial Unicode MS" w:eastAsia="Arial Unicode MS" w:cs="Arial Unicode MS"/>
                 <w:b w:val="0"/>
                 <w:color w:val="000000"/>
                 <w:sz w:val="19"/>
@@ -367,7 +367,7 @@
             </w:pPr>
             <w:r>
               <w:rPr>
-                <w:rFonts w:ascii="Hiragino Sans" w:hAnsi="Hiragino Sans" w:eastAsia="Hiragino Sans" w:cs="Hiragino Sans"/>
+                <w:rFonts w:ascii="Arial Unicode MS" w:hAnsi="Arial Unicode MS" w:eastAsia="Arial Unicode MS" w:cs="Arial Unicode MS"/>
                 <w:b w:val="0"/>
                 <w:color w:val="000000"/>
                 <w:sz w:val="19"/>
@@ -389,7 +389,7 @@
             </w:pPr>
             <w:r>
               <w:rPr>
-                <w:rFonts w:ascii="Hiragino Sans" w:hAnsi="Hiragino Sans" w:eastAsia="Hiragino Sans" w:cs="Hiragino Sans"/>
+                <w:rFonts w:ascii="Arial Unicode MS" w:hAnsi="Arial Unicode MS" w:eastAsia="Arial Unicode MS" w:cs="Arial Unicode MS"/>
                 <w:b w:val="0"/>
                 <w:color w:val="000000"/>
                 <w:sz w:val="19"/>
@@ -409,7 +409,7 @@
             </w:pPr>
             <w:r>
               <w:rPr>
-                <w:rFonts w:ascii="Hiragino Sans" w:hAnsi="Hiragino Sans" w:eastAsia="Hiragino Sans" w:cs="Hiragino Sans"/>
+                <w:rFonts w:ascii="Arial Unicode MS" w:hAnsi="Arial Unicode MS" w:eastAsia="Arial Unicode MS" w:cs="Arial Unicode MS"/>
                 <w:b w:val="0"/>
                 <w:color w:val="000000"/>
                 <w:sz w:val="19"/>
@@ -431,7 +431,7 @@
             </w:pPr>
             <w:r>
               <w:rPr>
-                <w:rFonts w:ascii="Hiragino Sans" w:hAnsi="Hiragino Sans" w:eastAsia="Hiragino Sans" w:cs="Hiragino Sans"/>
+                <w:rFonts w:ascii="Arial Unicode MS" w:hAnsi="Arial Unicode MS" w:eastAsia="Arial Unicode MS" w:cs="Arial Unicode MS"/>
                 <w:b w:val="0"/>
                 <w:color w:val="000000"/>
                 <w:sz w:val="19"/>
@@ -451,12 +451,12 @@
             </w:pPr>
             <w:r>
               <w:rPr>
-                <w:rFonts w:ascii="Hiragino Sans" w:hAnsi="Hiragino Sans" w:eastAsia="Hiragino Sans" w:cs="Hiragino Sans"/>
+                <w:rFonts w:ascii="Arial Unicode MS" w:hAnsi="Arial Unicode MS" w:eastAsia="Arial Unicode MS" w:cs="Arial Unicode MS"/>
                 <w:b w:val="0"/>
                 <w:color w:val="000000"/>
                 <w:sz w:val="19"/>
               </w:rPr>
-              <w:t>マネーフォワード、Notion、Google Workspace、Google Sheets等</w:t>
+              <w:t>マネーフォワード（見積・契約・請求・経費・会計・給与）、Notion、Google Workspace、Google Sheets、GitHub等</w:t>
             </w:r>
           </w:p>
         </w:tc>
@@ -469,7 +469,7 @@
       </w:pPr>
       <w:r>
         <w:rPr>
-          <w:rFonts w:ascii="Hiragino Sans" w:hAnsi="Hiragino Sans" w:eastAsia="Hiragino Sans" w:cs="Hiragino Sans"/>
+          <w:rFonts w:ascii="Arial Unicode MS" w:hAnsi="Arial Unicode MS" w:eastAsia="Arial Unicode MS" w:cs="Arial Unicode MS"/>
           <w:b/>
           <w:color w:val="2E74B5"/>
           <w:sz w:val="26"/>
@@ -502,7 +502,7 @@
             </w:pPr>
             <w:r>
               <w:rPr>
-                <w:rFonts w:ascii="Hiragino Sans" w:hAnsi="Hiragino Sans" w:eastAsia="Hiragino Sans" w:cs="Hiragino Sans"/>
+                <w:rFonts w:ascii="Arial Unicode MS" w:hAnsi="Arial Unicode MS" w:eastAsia="Arial Unicode MS" w:cs="Arial Unicode MS"/>
                 <w:b/>
                 <w:color w:val="000000"/>
                 <w:sz w:val="19"/>
@@ -523,7 +523,7 @@
             </w:pPr>
             <w:r>
               <w:rPr>
-                <w:rFonts w:ascii="Hiragino Sans" w:hAnsi="Hiragino Sans" w:eastAsia="Hiragino Sans" w:cs="Hiragino Sans"/>
+                <w:rFonts w:ascii="Arial Unicode MS" w:hAnsi="Arial Unicode MS" w:eastAsia="Arial Unicode MS" w:cs="Arial Unicode MS"/>
                 <w:b/>
                 <w:color w:val="000000"/>
                 <w:sz w:val="19"/>
@@ -544,7 +544,7 @@
             </w:pPr>
             <w:r>
               <w:rPr>
-                <w:rFonts w:ascii="Hiragino Sans" w:hAnsi="Hiragino Sans" w:eastAsia="Hiragino Sans" w:cs="Hiragino Sans"/>
+                <w:rFonts w:ascii="Arial Unicode MS" w:hAnsi="Arial Unicode MS" w:eastAsia="Arial Unicode MS" w:cs="Arial Unicode MS"/>
                 <w:b/>
                 <w:color w:val="000000"/>
                 <w:sz w:val="19"/>
@@ -566,7 +566,7 @@
             </w:pPr>
             <w:r>
               <w:rPr>
-                <w:rFonts w:ascii="Hiragino Sans" w:hAnsi="Hiragino Sans" w:eastAsia="Hiragino Sans" w:cs="Hiragino Sans"/>
+                <w:rFonts w:ascii="Arial Unicode MS" w:hAnsi="Arial Unicode MS" w:eastAsia="Arial Unicode MS" w:cs="Arial Unicode MS"/>
                 <w:b w:val="0"/>
                 <w:color w:val="000000"/>
                 <w:sz w:val="19"/>
@@ -586,12 +586,12 @@
             </w:pPr>
             <w:r>
               <w:rPr>
-                <w:rFonts w:ascii="Hiragino Sans" w:hAnsi="Hiragino Sans" w:eastAsia="Hiragino Sans" w:cs="Hiragino Sans"/>
+                <w:rFonts w:ascii="Arial Unicode MS" w:hAnsi="Arial Unicode MS" w:eastAsia="Arial Unicode MS" w:cs="Arial Unicode MS"/>
                 <w:b w:val="0"/>
                 <w:color w:val="000000"/>
                 <w:sz w:val="19"/>
               </w:rPr>
-              <w:t>上場準備に必要な規程ドラフト26本</w:t>
+              <w:t>上場準備に必要な規程ドラフト35本</w:t>
             </w:r>
           </w:p>
         </w:tc>
@@ -606,7 +606,7 @@
             </w:pPr>
             <w:r>
               <w:rPr>
-                <w:rFonts w:ascii="Hiragino Sans" w:hAnsi="Hiragino Sans" w:eastAsia="Hiragino Sans" w:cs="Hiragino Sans"/>
+                <w:rFonts w:ascii="Arial Unicode MS" w:hAnsi="Arial Unicode MS" w:eastAsia="Arial Unicode MS" w:cs="Arial Unicode MS"/>
                 <w:b w:val="0"/>
                 <w:color w:val="000000"/>
                 <w:sz w:val="19"/>
@@ -628,7 +628,7 @@
             </w:pPr>
             <w:r>
               <w:rPr>
-                <w:rFonts w:ascii="Hiragino Sans" w:hAnsi="Hiragino Sans" w:eastAsia="Hiragino Sans" w:cs="Hiragino Sans"/>
+                <w:rFonts w:ascii="Arial Unicode MS" w:hAnsi="Arial Unicode MS" w:eastAsia="Arial Unicode MS" w:cs="Arial Unicode MS"/>
                 <w:b w:val="0"/>
                 <w:color w:val="000000"/>
                 <w:sz w:val="19"/>
@@ -648,7 +648,7 @@
             </w:pPr>
             <w:r>
               <w:rPr>
-                <w:rFonts w:ascii="Hiragino Sans" w:hAnsi="Hiragino Sans" w:eastAsia="Hiragino Sans" w:cs="Hiragino Sans"/>
+                <w:rFonts w:ascii="Arial Unicode MS" w:hAnsi="Arial Unicode MS" w:eastAsia="Arial Unicode MS" w:cs="Arial Unicode MS"/>
                 <w:b w:val="0"/>
                 <w:color w:val="000000"/>
                 <w:sz w:val="19"/>
@@ -668,7 +668,7 @@
             </w:pPr>
             <w:r>
               <w:rPr>
-                <w:rFonts w:ascii="Hiragino Sans" w:hAnsi="Hiragino Sans" w:eastAsia="Hiragino Sans" w:cs="Hiragino Sans"/>
+                <w:rFonts w:ascii="Arial Unicode MS" w:hAnsi="Arial Unicode MS" w:eastAsia="Arial Unicode MS" w:cs="Arial Unicode MS"/>
                 <w:b w:val="0"/>
                 <w:color w:val="000000"/>
                 <w:sz w:val="19"/>
@@ -690,7 +690,7 @@
             </w:pPr>
             <w:r>
               <w:rPr>
-                <w:rFonts w:ascii="Hiragino Sans" w:hAnsi="Hiragino Sans" w:eastAsia="Hiragino Sans" w:cs="Hiragino Sans"/>
+                <w:rFonts w:ascii="Arial Unicode MS" w:hAnsi="Arial Unicode MS" w:eastAsia="Arial Unicode MS" w:cs="Arial Unicode MS"/>
                 <w:b w:val="0"/>
                 <w:color w:val="000000"/>
                 <w:sz w:val="19"/>
@@ -710,7 +710,7 @@
             </w:pPr>
             <w:r>
               <w:rPr>
-                <w:rFonts w:ascii="Hiragino Sans" w:hAnsi="Hiragino Sans" w:eastAsia="Hiragino Sans" w:cs="Hiragino Sans"/>
+                <w:rFonts w:ascii="Arial Unicode MS" w:hAnsi="Arial Unicode MS" w:eastAsia="Arial Unicode MS" w:cs="Arial Unicode MS"/>
                 <w:b w:val="0"/>
                 <w:color w:val="000000"/>
                 <w:sz w:val="19"/>
@@ -730,7 +730,7 @@
             </w:pPr>
             <w:r>
               <w:rPr>
-                <w:rFonts w:ascii="Hiragino Sans" w:hAnsi="Hiragino Sans" w:eastAsia="Hiragino Sans" w:cs="Hiragino Sans"/>
+                <w:rFonts w:ascii="Arial Unicode MS" w:hAnsi="Arial Unicode MS" w:eastAsia="Arial Unicode MS" w:cs="Arial Unicode MS"/>
                 <w:b w:val="0"/>
                 <w:color w:val="000000"/>
                 <w:sz w:val="19"/>
@@ -752,7 +752,7 @@
             </w:pPr>
             <w:r>
               <w:rPr>
-                <w:rFonts w:ascii="Hiragino Sans" w:hAnsi="Hiragino Sans" w:eastAsia="Hiragino Sans" w:cs="Hiragino Sans"/>
+                <w:rFonts w:ascii="Arial Unicode MS" w:hAnsi="Arial Unicode MS" w:eastAsia="Arial Unicode MS" w:cs="Arial Unicode MS"/>
                 <w:b w:val="0"/>
                 <w:color w:val="000000"/>
                 <w:sz w:val="19"/>
@@ -772,12 +772,12 @@
             </w:pPr>
             <w:r>
               <w:rPr>
-                <w:rFonts w:ascii="Hiragino Sans" w:hAnsi="Hiragino Sans" w:eastAsia="Hiragino Sans" w:cs="Hiragino Sans"/>
+                <w:rFonts w:ascii="Arial Unicode MS" w:hAnsi="Arial Unicode MS" w:eastAsia="Arial Unicode MS" w:cs="Arial Unicode MS"/>
                 <w:b w:val="0"/>
                 <w:color w:val="000000"/>
                 <w:sz w:val="19"/>
               </w:rPr>
-              <w:t>ロードマップ、ヒアリングシート、内部監査計画、Google Sheets確認メモ</w:t>
+              <w:t>ロードマップ、ヒアリングシート、内部監査計画、Google Sheets確認メモ、未確定事項一覧、ひな形準拠チェックリスト</w:t>
             </w:r>
           </w:p>
         </w:tc>
@@ -792,7 +792,7 @@
             </w:pPr>
             <w:r>
               <w:rPr>
-                <w:rFonts w:ascii="Hiragino Sans" w:hAnsi="Hiragino Sans" w:eastAsia="Hiragino Sans" w:cs="Hiragino Sans"/>
+                <w:rFonts w:ascii="Arial Unicode MS" w:hAnsi="Arial Unicode MS" w:eastAsia="Arial Unicode MS" w:cs="Arial Unicode MS"/>
                 <w:b w:val="0"/>
                 <w:color w:val="000000"/>
                 <w:sz w:val="19"/>
@@ -810,7 +810,7 @@
       </w:pPr>
       <w:r>
         <w:rPr>
-          <w:rFonts w:ascii="Hiragino Sans" w:hAnsi="Hiragino Sans" w:eastAsia="Hiragino Sans" w:cs="Hiragino Sans"/>
+          <w:rFonts w:ascii="Arial Unicode MS" w:hAnsi="Arial Unicode MS" w:eastAsia="Arial Unicode MS" w:cs="Arial Unicode MS"/>
           <w:b/>
           <w:color w:val="2E74B5"/>
           <w:sz w:val="26"/>
@@ -826,12 +826,12 @@
       </w:pPr>
       <w:r>
         <w:rPr>
-          <w:rFonts w:ascii="Hiragino Sans" w:hAnsi="Hiragino Sans" w:eastAsia="Hiragino Sans" w:cs="Hiragino Sans"/>
+          <w:rFonts w:ascii="Arial Unicode MS" w:hAnsi="Arial Unicode MS" w:eastAsia="Arial Unicode MS" w:cs="Arial Unicode MS"/>
           <w:b w:val="0"/>
           <w:color w:val="000000"/>
           <w:sz w:val="22"/>
         </w:rPr>
-        <w:t>TOKYO PRO Marketからグロース市場を目指す前提で、現時点の規程体系に不足がないか。</w:t>
+        <w:t>TOKYO PRO Marketを経由してグロース市場を目指す前提で、N-1期に整備すべき規程体系に過不足がないか。</w:t>
       </w:r>
     </w:p>
     <w:p>
@@ -842,12 +842,12 @@
       </w:pPr>
       <w:r>
         <w:rPr>
-          <w:rFonts w:ascii="Hiragino Sans" w:hAnsi="Hiragino Sans" w:eastAsia="Hiragino Sans" w:cs="Hiragino Sans"/>
+          <w:rFonts w:ascii="Arial Unicode MS" w:hAnsi="Arial Unicode MS" w:eastAsia="Arial Unicode MS" w:cs="Arial Unicode MS"/>
           <w:b w:val="0"/>
           <w:color w:val="000000"/>
           <w:sz w:val="22"/>
         </w:rPr>
-        <w:t>取締役会設置会社化、監査役選任、追加取締役選任、定款変更・登記の順序と時期。</w:t>
+        <w:t>取締役会設置会社化、追加取締役選任、外部非常勤監査役選任、定款変更・登記の順序と時期。</w:t>
       </w:r>
     </w:p>
     <w:p>
@@ -858,12 +858,12 @@
       </w:pPr>
       <w:r>
         <w:rPr>
-          <w:rFonts w:ascii="Hiragino Sans" w:hAnsi="Hiragino Sans" w:eastAsia="Hiragino Sans" w:cs="Hiragino Sans"/>
+          <w:rFonts w:ascii="Arial Unicode MS" w:hAnsi="Arial Unicode MS" w:eastAsia="Arial Unicode MS" w:cs="Arial Unicode MS"/>
           <w:b w:val="0"/>
           <w:color w:val="000000"/>
           <w:sz w:val="22"/>
         </w:rPr>
-        <w:t>現在N-1期と3年後上場予定の整合性。N期、N-1期、N-2期の定義。</w:t>
+        <w:t>10万円以上代表承認、50万円以上経営会議又は取締役会報告、100万円以上原則取締役会決議という決裁基準の妥当性。</w:t>
       </w:r>
     </w:p>
     <w:p>
@@ -874,12 +874,12 @@
       </w:pPr>
       <w:r>
         <w:rPr>
-          <w:rFonts w:ascii="Hiragino Sans" w:hAnsi="Hiragino Sans" w:eastAsia="Hiragino Sans" w:cs="Hiragino Sans"/>
+          <w:rFonts w:ascii="Arial Unicode MS" w:hAnsi="Arial Unicode MS" w:eastAsia="Arial Unicode MS" w:cs="Arial Unicode MS"/>
           <w:b w:val="0"/>
           <w:color w:val="000000"/>
           <w:sz w:val="22"/>
         </w:rPr>
-        <w:t>月次決算を翌月20日反映とする初期運用から、上場準備水準へ短縮するための目標水準。</w:t>
+        <w:t>Notion、マネーフォワード、Google Driveを証跡管理の中心とする初期運用の妥当性。</w:t>
       </w:r>
     </w:p>
     <w:p>
@@ -890,12 +890,12 @@
       </w:pPr>
       <w:r>
         <w:rPr>
-          <w:rFonts w:ascii="Hiragino Sans" w:hAnsi="Hiragino Sans" w:eastAsia="Hiragino Sans" w:cs="Hiragino Sans"/>
+          <w:rFonts w:ascii="Arial Unicode MS" w:hAnsi="Arial Unicode MS" w:eastAsia="Arial Unicode MS" w:cs="Arial Unicode MS"/>
           <w:b w:val="0"/>
           <w:color w:val="000000"/>
           <w:sz w:val="22"/>
         </w:rPr>
-        <w:t>反社チェック、与信管理、契約審査、稟議、内部監査について、初年度に最低限運用すべき証跡。</w:t>
+        <w:t>反社チェック、与信管理、契約審査、稟議、内部監査について、初年度に最低限運用すべき証跡とサンプル数。</w:t>
       </w:r>
     </w:p>
     <w:p>
@@ -906,12 +906,44 @@
       </w:pPr>
       <w:r>
         <w:rPr>
-          <w:rFonts w:ascii="Hiragino Sans" w:hAnsi="Hiragino Sans" w:eastAsia="Hiragino Sans" w:cs="Hiragino Sans"/>
+          <w:rFonts w:ascii="Arial Unicode MS" w:hAnsi="Arial Unicode MS" w:eastAsia="Arial Unicode MS" w:cs="Arial Unicode MS"/>
           <w:b w:val="0"/>
           <w:color w:val="000000"/>
           <w:sz w:val="22"/>
         </w:rPr>
-        <w:t>AI研修、AI伴走、AI受託開発、SaaS等に関する個人情報、顧客情報、AI入力情報、知的財産・営業秘密管理の不足。</w:t>
+        <w:t>関連当事者取引、内部通報、個人情報、情報セキュリティ、AI入力禁止情報の初期運用として不足がないか。</w:t>
+      </w:r>
+    </w:p>
+    <w:p>
+      <w:pPr>
+        <w:pStyle w:val="ListBullet"/>
+        <w:spacing w:after="160" w:line="280" w:lineRule="auto"/>
+        <w:ind w:left="720" w:hanging="360"/>
+      </w:pPr>
+      <w:r>
+        <w:rPr>
+          <w:rFonts w:ascii="Arial Unicode MS" w:hAnsi="Arial Unicode MS" w:eastAsia="Arial Unicode MS" w:cs="Arial Unicode MS"/>
+          <w:b w:val="0"/>
+          <w:color w:val="000000"/>
+          <w:sz w:val="22"/>
+        </w:rPr>
+        <w:t>就業規則PDFとの不整合、賃金規程、人事評価規程、賞与、固定残業10時間分について社労士レビュー前に整理すべき論点。</w:t>
+      </w:r>
+    </w:p>
+    <w:p>
+      <w:pPr>
+        <w:pStyle w:val="ListBullet"/>
+        <w:spacing w:after="160" w:line="280" w:lineRule="auto"/>
+        <w:ind w:left="720" w:hanging="360"/>
+      </w:pPr>
+      <w:r>
+        <w:rPr>
+          <w:rFonts w:ascii="Arial Unicode MS" w:hAnsi="Arial Unicode MS" w:eastAsia="Arial Unicode MS" w:cs="Arial Unicode MS"/>
+          <w:b w:val="0"/>
+          <w:color w:val="000000"/>
+          <w:sz w:val="22"/>
+        </w:rPr>
+        <w:t>税理士法人cosmos及び会計士候補に確認すべき月次決算、売上計上、固定資産、棚卸資産、資金繰り表の論点。</w:t>
       </w:r>
     </w:p>
     <w:p>
@@ -920,7 +952,7 @@
       </w:pPr>
       <w:r>
         <w:rPr>
-          <w:rFonts w:ascii="Hiragino Sans" w:hAnsi="Hiragino Sans" w:eastAsia="Hiragino Sans" w:cs="Hiragino Sans"/>
+          <w:rFonts w:ascii="Arial Unicode MS" w:hAnsi="Arial Unicode MS" w:eastAsia="Arial Unicode MS" w:cs="Arial Unicode MS"/>
           <w:b/>
           <w:color w:val="2E74B5"/>
           <w:sz w:val="26"/>
@@ -953,7 +985,7 @@
             </w:pPr>
             <w:r>
               <w:rPr>
-                <w:rFonts w:ascii="Hiragino Sans" w:hAnsi="Hiragino Sans" w:eastAsia="Hiragino Sans" w:cs="Hiragino Sans"/>
+                <w:rFonts w:ascii="Arial Unicode MS" w:hAnsi="Arial Unicode MS" w:eastAsia="Arial Unicode MS" w:cs="Arial Unicode MS"/>
                 <w:b/>
                 <w:color w:val="000000"/>
                 <w:sz w:val="19"/>
@@ -974,7 +1006,7 @@
             </w:pPr>
             <w:r>
               <w:rPr>
-                <w:rFonts w:ascii="Hiragino Sans" w:hAnsi="Hiragino Sans" w:eastAsia="Hiragino Sans" w:cs="Hiragino Sans"/>
+                <w:rFonts w:ascii="Arial Unicode MS" w:hAnsi="Arial Unicode MS" w:eastAsia="Arial Unicode MS" w:cs="Arial Unicode MS"/>
                 <w:b/>
                 <w:color w:val="000000"/>
                 <w:sz w:val="19"/>
@@ -995,7 +1027,7 @@
             </w:pPr>
             <w:r>
               <w:rPr>
-                <w:rFonts w:ascii="Hiragino Sans" w:hAnsi="Hiragino Sans" w:eastAsia="Hiragino Sans" w:cs="Hiragino Sans"/>
+                <w:rFonts w:ascii="Arial Unicode MS" w:hAnsi="Arial Unicode MS" w:eastAsia="Arial Unicode MS" w:cs="Arial Unicode MS"/>
                 <w:b/>
                 <w:color w:val="000000"/>
                 <w:sz w:val="19"/>
@@ -1017,7 +1049,7 @@
             </w:pPr>
             <w:r>
               <w:rPr>
-                <w:rFonts w:ascii="Hiragino Sans" w:hAnsi="Hiragino Sans" w:eastAsia="Hiragino Sans" w:cs="Hiragino Sans"/>
+                <w:rFonts w:ascii="Arial Unicode MS" w:hAnsi="Arial Unicode MS" w:eastAsia="Arial Unicode MS" w:cs="Arial Unicode MS"/>
                 <w:b w:val="0"/>
                 <w:color w:val="000000"/>
                 <w:sz w:val="19"/>
@@ -1037,12 +1069,12 @@
             </w:pPr>
             <w:r>
               <w:rPr>
-                <w:rFonts w:ascii="Hiragino Sans" w:hAnsi="Hiragino Sans" w:eastAsia="Hiragino Sans" w:cs="Hiragino Sans"/>
+                <w:rFonts w:ascii="Arial Unicode MS" w:hAnsi="Arial Unicode MS" w:eastAsia="Arial Unicode MS" w:cs="Arial Unicode MS"/>
                 <w:b w:val="0"/>
                 <w:color w:val="000000"/>
                 <w:sz w:val="19"/>
               </w:rPr>
-              <w:t>未確定論点の確認</w:t>
+              <w:t>支援会社レビューを受ける</w:t>
             </w:r>
           </w:p>
         </w:tc>
@@ -1057,12 +1089,12 @@
             </w:pPr>
             <w:r>
               <w:rPr>
-                <w:rFonts w:ascii="Hiragino Sans" w:hAnsi="Hiragino Sans" w:eastAsia="Hiragino Sans" w:cs="Hiragino Sans"/>
+                <w:rFonts w:ascii="Arial Unicode MS" w:hAnsi="Arial Unicode MS" w:eastAsia="Arial Unicode MS" w:cs="Arial Unicode MS"/>
                 <w:b w:val="0"/>
                 <w:color w:val="000000"/>
                 <w:sz w:val="19"/>
               </w:rPr>
-              <w:t>規程修正の前提を固める</w:t>
+              <w:t>規程体系、機関設計、決裁基準、証跡設計の方向性を固める</w:t>
             </w:r>
           </w:p>
         </w:tc>
@@ -1079,7 +1111,7 @@
             </w:pPr>
             <w:r>
               <w:rPr>
-                <w:rFonts w:ascii="Hiragino Sans" w:hAnsi="Hiragino Sans" w:eastAsia="Hiragino Sans" w:cs="Hiragino Sans"/>
+                <w:rFonts w:ascii="Arial Unicode MS" w:hAnsi="Arial Unicode MS" w:eastAsia="Arial Unicode MS" w:cs="Arial Unicode MS"/>
                 <w:b w:val="0"/>
                 <w:color w:val="000000"/>
                 <w:sz w:val="19"/>
@@ -1099,12 +1131,12 @@
             </w:pPr>
             <w:r>
               <w:rPr>
-                <w:rFonts w:ascii="Hiragino Sans" w:hAnsi="Hiragino Sans" w:eastAsia="Hiragino Sans" w:cs="Hiragino Sans"/>
+                <w:rFonts w:ascii="Arial Unicode MS" w:hAnsi="Arial Unicode MS" w:eastAsia="Arial Unicode MS" w:cs="Arial Unicode MS"/>
                 <w:b w:val="0"/>
                 <w:color w:val="000000"/>
                 <w:sz w:val="19"/>
               </w:rPr>
-              <w:t>反社チェック・稟議・会議体台帳にサンプル1件を入力</w:t>
+              <w:t>監査役候補・追加取締役候補の要件を確認する</w:t>
             </w:r>
           </w:p>
         </w:tc>
@@ -1119,12 +1151,12 @@
             </w:pPr>
             <w:r>
               <w:rPr>
-                <w:rFonts w:ascii="Hiragino Sans" w:hAnsi="Hiragino Sans" w:eastAsia="Hiragino Sans" w:cs="Hiragino Sans"/>
+                <w:rFonts w:ascii="Arial Unicode MS" w:hAnsi="Arial Unicode MS" w:eastAsia="Arial Unicode MS" w:cs="Arial Unicode MS"/>
                 <w:b w:val="0"/>
                 <w:color w:val="000000"/>
                 <w:sz w:val="19"/>
               </w:rPr>
-              <w:t>運用開始イメージを作る</w:t>
+              <w:t>N-1期中の機関設計変更に備える</w:t>
             </w:r>
           </w:p>
         </w:tc>
@@ -1141,7 +1173,7 @@
             </w:pPr>
             <w:r>
               <w:rPr>
-                <w:rFonts w:ascii="Hiragino Sans" w:hAnsi="Hiragino Sans" w:eastAsia="Hiragino Sans" w:cs="Hiragino Sans"/>
+                <w:rFonts w:ascii="Arial Unicode MS" w:hAnsi="Arial Unicode MS" w:eastAsia="Arial Unicode MS" w:cs="Arial Unicode MS"/>
                 <w:b w:val="0"/>
                 <w:color w:val="000000"/>
                 <w:sz w:val="19"/>
@@ -1161,12 +1193,12 @@
             </w:pPr>
             <w:r>
               <w:rPr>
-                <w:rFonts w:ascii="Hiragino Sans" w:hAnsi="Hiragino Sans" w:eastAsia="Hiragino Sans" w:cs="Hiragino Sans"/>
+                <w:rFonts w:ascii="Arial Unicode MS" w:hAnsi="Arial Unicode MS" w:eastAsia="Arial Unicode MS" w:cs="Arial Unicode MS"/>
                 <w:b w:val="0"/>
                 <w:color w:val="000000"/>
                 <w:sz w:val="19"/>
               </w:rPr>
-              <w:t>第1回内部監査の監査手続書・チェックリストを作成</w:t>
+              <w:t>Notion台帳及びGoogleドキュメント様式を整備する</w:t>
             </w:r>
           </w:p>
         </w:tc>
@@ -1181,12 +1213,12 @@
             </w:pPr>
             <w:r>
               <w:rPr>
-                <w:rFonts w:ascii="Hiragino Sans" w:hAnsi="Hiragino Sans" w:eastAsia="Hiragino Sans" w:cs="Hiragino Sans"/>
+                <w:rFonts w:ascii="Arial Unicode MS" w:hAnsi="Arial Unicode MS" w:eastAsia="Arial Unicode MS" w:cs="Arial Unicode MS"/>
                 <w:b w:val="0"/>
                 <w:color w:val="000000"/>
                 <w:sz w:val="19"/>
               </w:rPr>
-              <w:t>規程整備後の運用評価に備える</w:t>
+              <w:t>稟議、反社、関連当事者、文書、クレーム等の運用開始に備える</w:t>
             </w:r>
           </w:p>
         </w:tc>
@@ -1203,7 +1235,7 @@
             </w:pPr>
             <w:r>
               <w:rPr>
-                <w:rFonts w:ascii="Hiragino Sans" w:hAnsi="Hiragino Sans" w:eastAsia="Hiragino Sans" w:cs="Hiragino Sans"/>
+                <w:rFonts w:ascii="Arial Unicode MS" w:hAnsi="Arial Unicode MS" w:eastAsia="Arial Unicode MS" w:cs="Arial Unicode MS"/>
                 <w:b w:val="0"/>
                 <w:color w:val="000000"/>
                 <w:sz w:val="19"/>
@@ -1223,12 +1255,12 @@
             </w:pPr>
             <w:r>
               <w:rPr>
-                <w:rFonts w:ascii="Hiragino Sans" w:hAnsi="Hiragino Sans" w:eastAsia="Hiragino Sans" w:cs="Hiragino Sans"/>
+                <w:rFonts w:ascii="Arial Unicode MS" w:hAnsi="Arial Unicode MS" w:eastAsia="Arial Unicode MS" w:cs="Arial Unicode MS"/>
                 <w:b w:val="0"/>
                 <w:color w:val="000000"/>
                 <w:sz w:val="19"/>
               </w:rPr>
-              <w:t>機関設計変更のタスク表作成</w:t>
+              <w:t>第1回内部監査の監査手続書・チェックリストを具体化する</w:t>
             </w:r>
           </w:p>
         </w:tc>
@@ -1243,12 +1275,74 @@
             </w:pPr>
             <w:r>
               <w:rPr>
-                <w:rFonts w:ascii="Hiragino Sans" w:hAnsi="Hiragino Sans" w:eastAsia="Hiragino Sans" w:cs="Hiragino Sans"/>
+                <w:rFonts w:ascii="Arial Unicode MS" w:hAnsi="Arial Unicode MS" w:eastAsia="Arial Unicode MS" w:cs="Arial Unicode MS"/>
                 <w:b w:val="0"/>
                 <w:color w:val="000000"/>
                 <w:sz w:val="19"/>
               </w:rPr>
-              <w:t>取締役会設置、監査役選任、定款変更、登記を漏れなく進める</w:t>
+              <w:t>N-1期下期の初回内部監査に備える</w:t>
+            </w:r>
+          </w:p>
+        </w:tc>
+      </w:tr>
+      <w:tr>
+        <w:tc>
+          <w:tcPr>
+            <w:tcW w:type="dxa" w:w="3120"/>
+            <w:vAlign w:val="top"/>
+          </w:tcPr>
+          <w:p>
+            <w:pPr>
+              <w:spacing w:after="0"/>
+            </w:pPr>
+            <w:r>
+              <w:rPr>
+                <w:rFonts w:ascii="Arial Unicode MS" w:hAnsi="Arial Unicode MS" w:eastAsia="Arial Unicode MS" w:cs="Arial Unicode MS"/>
+                <w:b w:val="0"/>
+                <w:color w:val="000000"/>
+                <w:sz w:val="19"/>
+              </w:rPr>
+              <w:t>5</w:t>
+            </w:r>
+          </w:p>
+        </w:tc>
+        <w:tc>
+          <w:tcPr>
+            <w:tcW w:type="dxa" w:w="3120"/>
+            <w:vAlign w:val="top"/>
+          </w:tcPr>
+          <w:p>
+            <w:pPr>
+              <w:spacing w:after="0"/>
+            </w:pPr>
+            <w:r>
+              <w:rPr>
+                <w:rFonts w:ascii="Arial Unicode MS" w:hAnsi="Arial Unicode MS" w:eastAsia="Arial Unicode MS" w:cs="Arial Unicode MS"/>
+                <w:b w:val="0"/>
+                <w:color w:val="000000"/>
+                <w:sz w:val="19"/>
+              </w:rPr>
+              <w:t>社労士、弁護士、税理士、司法書士等へ専門家レビューを依頼する</w:t>
+            </w:r>
+          </w:p>
+        </w:tc>
+        <w:tc>
+          <w:tcPr>
+            <w:tcW w:type="dxa" w:w="3120"/>
+            <w:vAlign w:val="top"/>
+          </w:tcPr>
+          <w:p>
+            <w:pPr>
+              <w:spacing w:after="0"/>
+            </w:pPr>
+            <w:r>
+              <w:rPr>
+                <w:rFonts w:ascii="Arial Unicode MS" w:hAnsi="Arial Unicode MS" w:eastAsia="Arial Unicode MS" w:cs="Arial Unicode MS"/>
+                <w:b w:val="0"/>
+                <w:color w:val="000000"/>
+                <w:sz w:val="19"/>
+              </w:rPr>
+              <w:t>法令・税務・登記・労務の論点を確定する</w:t>
             </w:r>
           </w:p>
         </w:tc>
@@ -1632,7 +1726,7 @@
       <w:spacing w:after="120" w:line="264" w:lineRule="auto"/>
     </w:pPr>
     <w:rPr>
-      <w:rFonts w:ascii="Hiragino Sans" w:hAnsi="Hiragino Sans" w:eastAsia="Hiragino Sans"/>
+      <w:rFonts w:ascii="Arial Unicode MS" w:hAnsi="Arial Unicode MS" w:eastAsia="Arial Unicode MS"/>
       <w:sz w:val="22"/>
     </w:rPr>
   </w:style>
